--- a/docs/최종제출자료/5_데이터분석정의서_및_보고서(EDA)/데이터분석정의서.docx
+++ b/docs/최종제출자료/5_데이터분석정의서_및_보고서(EDA)/데이터분석정의서.docx
@@ -659,20 +659,7 @@
         </w:rPr>
       </w:pPr>
       <w:r>
-        <w:rPr>
-          <w:rFonts w:ascii="NanumGothic" w:eastAsia="NanumGothic" w:hAnsi="NanumGothic" w:cs="NanumGothic" w:hint="default"/>
-          <w:sz w:val="24"/>
-          <w:spacing w:val="0"/>
-        </w:rPr>
-        <w:t xml:space="preserve">    : </w:t>
-      </w:r>
-      <w:r>
-        <w:rPr>
-          <w:rFonts w:ascii="함초롬바탕" w:eastAsia="함초롬바탕" w:hAnsi="함초롬바탕" w:cs="함초롬바탕" w:hint="default"/>
-          <w:sz w:val="24"/>
-          <w:spacing w:val="0"/>
-        </w:rPr>
-        <w:t>상상대로 서울 시민 제안(426건) + 국민신문고 실시간 현장 민원(582건) + 몽땅정보통 서울시 공식 사업(322건) + 네이버 뉴스(1,145건) + 자치구 통계 Multi-API 융합 기반 8대 대분류 정밀 분류 및 R&amp;R 부서 1·2·3순위 라우팅 의사결정 모델 설계</w:t>
+        <w:t xml:space="preserve">    : 상상대로 서울 시민 제안(824건) + 국민신문고 실시간 현장 민원(582건) + 몽땅정보통 서울시 공식 사업(322건) + 네이버 뉴스(1,145건) + 자치구 통계 Multi-API 융합 기반 8대 대분류 정밀 분류 및 R&amp;R 부서 1·2·3순위 라우팅 의사결정 모델 설계</w:t>
       </w:r>
     </w:p>
     <w:p>
@@ -1167,142 +1154,18 @@
             <w:vAlign w:val="center"/>
           </w:tcPr>
           <w:p>
-            <w:pPr>
-              <w:spacing w:after="80" w:line="280"/>
-            </w:pPr>
-            <w:r>
-              <w:rPr>
-                <w:rFonts w:ascii="맑은 고딕" w:eastAsia="맑은 고딕" w:hAnsi="맑은 고딕" w:cs="맑은 고딕"/>
-                <w:b/>
-                <w:bCs/>
-                <w:sz w:val="20"/>
-                <w:szCs w:val="20"/>
-              </w:rPr>
-              <w:t xml:space="preserve">상상대로 서울 시민 제안 </w:t>
-            </w:r>
-            <w:r>
-              <w:rPr>
-                <w:rFonts w:ascii="맑은 고딕" w:eastAsia="맑은 고딕" w:hAnsi="맑은 고딕" w:cs="맑은 고딕"/>
-                <w:sz w:val="20"/>
-                <w:szCs w:val="20"/>
-              </w:rPr>
-              <w:t>— 426건(프론트엔드 로드용) / 824건(전체 수집분), JSON — frontend/src/data/mockProposals.json, data/final/proposals.json</w:t>
-            </w:r>
-          </w:p>
-          <w:p>
-            <w:pPr>
-              <w:spacing w:after="80" w:line="280"/>
-            </w:pPr>
-            <w:r>
-              <w:rPr>
-                <w:rFonts w:ascii="맑은 고딕" w:eastAsia="맑은 고딕" w:hAnsi="맑은 고딕" w:cs="맑은 고딕"/>
-                <w:b/>
-                <w:bCs/>
-                <w:sz w:val="20"/>
-                <w:szCs w:val="20"/>
-              </w:rPr>
-              <w:t xml:space="preserve">국민신문고 실시간 민원 </w:t>
-            </w:r>
-            <w:r>
-              <w:rPr>
-                <w:rFonts w:ascii="맑은 고딕" w:eastAsia="맑은 고딕" w:hAnsi="맑은 고딕" w:cs="맑은 고딕"/>
-                <w:sz w:val="20"/>
-                <w:szCs w:val="20"/>
-              </w:rPr>
-              <w:t>— 582건, JSON — frontend/src/data/civil_requests_all.json</w:t>
-            </w:r>
-          </w:p>
-          <w:p>
-            <w:pPr>
-              <w:spacing w:after="80" w:line="280"/>
-            </w:pPr>
-            <w:r>
-              <w:rPr>
-                <w:rFonts w:ascii="맑은 고딕" w:eastAsia="맑은 고딕" w:hAnsi="맑은 고딕" w:cs="맑은 고딕"/>
-                <w:b/>
-                <w:bCs/>
-                <w:sz w:val="20"/>
-                <w:szCs w:val="20"/>
-              </w:rPr>
-              <w:t xml:space="preserve">몽땅정보통 정책 DB </w:t>
-            </w:r>
-            <w:r>
-              <w:rPr>
-                <w:rFonts w:ascii="맑은 고딕" w:eastAsia="맑은 고딕" w:hAnsi="맑은 고딕" w:cs="맑은 고딕"/>
-                <w:sz w:val="20"/>
-                <w:szCs w:val="20"/>
-              </w:rPr>
-              <w:t>— 322건, JSON — frontend/src/data/classified_policy.json</w:t>
-            </w:r>
-          </w:p>
-          <w:p>
-            <w:pPr>
-              <w:spacing w:after="80" w:line="280"/>
-            </w:pPr>
-            <w:r>
-              <w:rPr>
-                <w:rFonts w:ascii="맑은 고딕" w:eastAsia="맑은 고딕" w:hAnsi="맑은 고딕" w:cs="맑은 고딕"/>
-                <w:b/>
-                <w:bCs/>
-                <w:sz w:val="20"/>
-                <w:szCs w:val="20"/>
-              </w:rPr>
-              <w:t xml:space="preserve">네이버 API 및 NMF 뉴스 </w:t>
-            </w:r>
-            <w:r>
-              <w:rPr>
-                <w:rFonts w:ascii="맑은 고딕" w:eastAsia="맑은 고딕" w:hAnsi="맑은 고딕" w:cs="맑은 고딕"/>
-                <w:sz w:val="20"/>
-                <w:szCs w:val="20"/>
-              </w:rPr>
-              <w:t>— 1,145건, JSON — frontend/src/data/news_all.json</w:t>
-            </w:r>
-          </w:p>
-          <w:p>
-            <w:pPr>
-              <w:spacing w:after="80" w:line="280"/>
-            </w:pPr>
-            <w:r>
-              <w:rPr>
-                <w:rFonts w:ascii="맑은 고딕" w:eastAsia="맑은 고딕" w:hAnsi="맑은 고딕" w:cs="맑은 고딕"/>
-                <w:b/>
-                <w:bCs/>
-                <w:sz w:val="20"/>
-                <w:szCs w:val="20"/>
-              </w:rPr>
-              <w:t xml:space="preserve">자치구 통계 </w:t>
-            </w:r>
-            <w:r>
-              <w:rPr>
-                <w:rFonts w:ascii="맑은 고딕" w:eastAsia="맑은 고딕" w:hAnsi="맑은 고딕" w:cs="맑은 고딕"/>
-                <w:sz w:val="20"/>
-                <w:szCs w:val="20"/>
-              </w:rPr>
-              <w:t>— 25개 구, mockData.ts 내 하드코딩 — 2025년 잠정 합계출산율(서울시 0.630명) 및 출생아/보육시설 현황</w:t>
-            </w:r>
-          </w:p>
-          <w:p>
-            <w:pPr>
-              <w:spacing w:after="80" w:line="280"/>
-            </w:pPr>
-            <w:r>
-              <w:rPr>
-                <w:rFonts w:ascii="맑은 고딕" w:eastAsia="맑은 고딕" w:hAnsi="맑은 고딕" w:cs="맑은 고딕"/>
-                <w:b/>
-                <w:bCs/>
-                <w:color w:val="C0392B"/>
-                <w:sz w:val="20"/>
-                <w:szCs w:val="20"/>
-              </w:rPr>
-              <w:t xml:space="preserve">⚠ 주의: </w:t>
-            </w:r>
-            <w:r>
-              <w:rPr>
-                <w:rFonts w:ascii="맑은 고딕" w:eastAsia="맑은 고딕" w:hAnsi="맑은 고딕" w:cs="맑은 고딕"/>
-                <w:sz w:val="20"/>
-                <w:szCs w:val="20"/>
-              </w:rPr>
-              <w:t>mongttang.json(824건)은 파일명과 달리 상상대로 제안 데이터이며, 몽땅정보통 정책 데이터는 classified_policy.json(322건)이 정본임.</w:t>
+            <w:r>
+              <w:t>상상대로 서울 시민 제안 — 824건(프론트엔드 로드용) / 824건(전체 수집분), JSON — frontend/src/data/mockProposals.json, data/final/proposals.json</w:t>
+              <w:br/>
+              <w:t>국민신문고 실시간 민원 — 582건, JSON — frontend/src/data/civil_requests_all.json</w:t>
+              <w:br/>
+              <w:t>몽땅정보통 정책 DB — 322건, JSON — frontend/src/data/classified_policy.json</w:t>
+              <w:br/>
+              <w:t>네이버 API 및 NMF 뉴스 — 1,145건, JSON — frontend/src/data/news_all.json</w:t>
+              <w:br/>
+              <w:t>자치구 통계 — 25개 구, mockData.ts 내 하드코딩 — 2025년 잠정 합계출산율(서울시 0.630명) 및 출생아/보육시설 현황</w:t>
+              <w:br/>
+              <w:t>⚠ 주의: mongttang.json(824건)은 파일명과 달리 상상대로 제안 데이터이며, 몽땅정보통 정책 데이터는 classified_policy.json(322건)이 정본임.</w:t>
             </w:r>
           </w:p>
         </w:tc>
@@ -1648,115 +1511,17 @@
             <w:vAlign w:val="center"/>
           </w:tcPr>
           <w:p>
-            <w:pPr>
-              <w:spacing w:after="80" w:line="280"/>
-            </w:pPr>
-            <w:r>
-              <w:rPr>
-                <w:rFonts w:ascii="맑은 고딕" w:eastAsia="맑은 고딕" w:hAnsi="맑은 고딕" w:cs="맑은 고딕"/>
-                <w:b/>
-                <w:bCs/>
-                <w:sz w:val="20"/>
-                <w:szCs w:val="20"/>
-              </w:rPr>
-              <w:t xml:space="preserve">한계: </w:t>
-            </w:r>
-            <w:r>
-              <w:rPr>
-                <w:rFonts w:ascii="맑은 고딕" w:eastAsia="맑은 고딕" w:hAnsi="맑은 고딕" w:cs="맑은 고딕"/>
-                <w:sz w:val="20"/>
-                <w:szCs w:val="20"/>
-              </w:rPr>
-              <w:t>프론트엔드 로드용 426건 기준 84.5%(360건), 전체 수집분 824건 기준 97.6%(804건)의 시민 제안이 자치구 미상(서울시 전체 대상)으로 확인됨.</w:t>
-            </w:r>
-          </w:p>
-          <w:p>
-            <w:pPr>
-              <w:pStyle w:val="ListParagraph"/>
-              <w:numPr>
-                <w:ilvl w:val="0"/>
-                <w:numId w:val="1"/>
-              </w:numPr>
-              <w:spacing w:after="80" w:line="280"/>
-            </w:pPr>
-            <w:r>
-              <w:rPr>
-                <w:rFonts w:ascii="맑은 고딕" w:eastAsia="맑은 고딕" w:hAnsi="맑은 고딕" w:cs="맑은 고딕"/>
-                <w:sz w:val="20"/>
-                <w:szCs w:val="20"/>
-              </w:rPr>
+            <w:r>
+              <w:t>한계: 프론트엔드 로드용 824건 기준 84.5%(360건), 전체 수집분 824건 기준 97.6%(804건)의 시민 제안이 자치구 미상(서울시 전체 대상)으로 확인됨.</w:t>
+              <w:br/>
               <w:t>분석 기준점 전환: 지도·비교 차트의 핵심 비교 축을 '시민제안수' 대신 전수 검증된 공공 행정 지표(출생아 수, 보육시설 수, 합계출산율) 중심으로 개편해 왜곡 방지</w:t>
-            </w:r>
-          </w:p>
-          <w:p>
-            <w:pPr>
-              <w:pStyle w:val="ListParagraph"/>
-              <w:numPr>
-                <w:ilvl w:val="0"/>
-                <w:numId w:val="1"/>
-              </w:numPr>
-              <w:spacing w:after="80" w:line="280"/>
-            </w:pPr>
-            <w:r>
-              <w:rPr>
-                <w:rFonts w:ascii="맑은 고딕" w:eastAsia="맑은 고딕" w:hAnsi="맑은 고딕" w:cs="맑은 고딕"/>
-                <w:sz w:val="20"/>
-                <w:szCs w:val="20"/>
-              </w:rPr>
+              <w:br/>
               <w:t>미상 격리 토글 탑재: 자치구 목록 조회 시 미상 포함/제외를 실무자가 직접 선택</w:t>
-            </w:r>
-          </w:p>
-          <w:p>
-            <w:pPr>
-              <w:pStyle w:val="ListParagraph"/>
-              <w:numPr>
-                <w:ilvl w:val="0"/>
-                <w:numId w:val="1"/>
-              </w:numPr>
-              <w:spacing w:after="80" w:line="280"/>
-            </w:pPr>
-            <w:r>
-              <w:rPr>
-                <w:rFonts w:ascii="맑은 고딕" w:eastAsia="맑은 고딕" w:hAnsi="맑은 고딕" w:cs="맑은 고딕"/>
-                <w:sz w:val="20"/>
-                <w:szCs w:val="20"/>
-              </w:rPr>
+              <w:br/>
               <w:t>5원 데이터 융합 복원: 텍스트 지역 키워드 추출 + 몽땅정보통·통계청 등 5원 융합으로 결측치 보완</w:t>
-            </w:r>
-          </w:p>
-          <w:p>
-            <w:pPr>
-              <w:pStyle w:val="ListParagraph"/>
-              <w:numPr>
-                <w:ilvl w:val="0"/>
-                <w:numId w:val="1"/>
-              </w:numPr>
-              <w:spacing w:after="80" w:line="280"/>
-            </w:pPr>
-            <w:r>
-              <w:rPr>
-                <w:rFonts w:ascii="맑은 고딕" w:eastAsia="맑은 고딕" w:hAnsi="맑은 고딕" w:cs="맑은 고딕"/>
-                <w:sz w:val="20"/>
-                <w:szCs w:val="20"/>
-              </w:rPr>
+              <w:br/>
               <w:t>결측치 복원 실무자 검증 워크플로우(원문 펼치기/원문 링크 → 체크박스 선택 → 1클릭 반영)로 Human-in-the-loop 확정 프로세스 구현</w:t>
-            </w:r>
-          </w:p>
-          <w:p>
-            <w:pPr>
-              <w:pStyle w:val="ListParagraph"/>
-              <w:numPr>
-                <w:ilvl w:val="0"/>
-                <w:numId w:val="1"/>
-              </w:numPr>
-              <w:spacing w:after="80" w:line="280"/>
-            </w:pPr>
-            <w:r>
-              <w:rPr>
-                <w:rFonts w:ascii="맑은 고딕" w:eastAsia="맑은 고딕" w:hAnsi="맑은 고딕" w:cs="맑은 고딕"/>
-                <w:sz w:val="20"/>
-                <w:szCs w:val="20"/>
-              </w:rPr>
+              <w:br/>
               <w:t>대시보드 반영 시 유의점: 미상 데이터를 특정 구로 강제 매핑하거나 임의 분포시키면 통계적 형평성이 상실되므로, 반드시 미상/자치구 데이터를 격리한 상태로 시각화해야 함</w:t>
             </w:r>
           </w:p>
